--- a/论文/Bionic_Tree_Microchannel_期刊投稿版_EN.docx
+++ b/论文/Bionic_Tree_Microchannel_期刊投稿版_EN.docx
@@ -1463,7 +1463,7 @@
                 <w:rFonts w:ascii="Times New Roman" w:eastAsia="Times New Roman" w:hAnsi="Times New Roman" w:cs="Times New Roman"/>
                 <w:sz w:val="18"/>
               </w:rPr>
-              <w:t>Finite-convection heat transfer coefficient</w:t>
+              <w:t>Dimensionless Biot number for finite convection</w:t>
             </w:r>
           </w:p>
         </w:tc>
@@ -1480,7 +1480,7 @@
                 <w:rFonts w:ascii="Times New Roman" w:eastAsia="Times New Roman" w:hAnsi="Times New Roman" w:cs="Times New Roman"/>
                 <w:sz w:val="21"/>
               </w:rPr>
-              <w:t>W/(mm²·K)</w:t>
+              <w:t>–</w:t>
             </w:r>
           </w:p>
         </w:tc>
@@ -6295,7 +6295,7 @@
           <w:rFonts w:ascii="Times New Roman" w:eastAsia="Times New Roman" w:hAnsi="Times New Roman" w:cs="Times New Roman"/>
           <w:sz w:val="24"/>
         </w:rPr>
-        <w:t xml:space="preserve"> swept 0–0.3 W/(mm²·K)), the </w:t>
+        <w:t xml:space="preserve">, the dimensionless Biot number, swept over 10 values from 0 to 100), the </w:t>
       </w:r>
       <w:proofErr w:type="spellStart"/>
       <w:r>

--- a/论文/Bionic_Tree_Microchannel_期刊投稿版_EN.docx
+++ b/论文/Bionic_Tree_Microchannel_期刊投稿版_EN.docx
@@ -5308,7 +5308,103 @@
           <w:b/>
           <w:sz w:val="21"/>
         </w:rPr>
-        <w:t>4.5 Real-Unit Calibration</w:t>
+        <w:t>4.5 Three-Dimensional Conduction Coupled to a One-Dimensional Coolant March</w:t>
+      </w:r>
+    </w:p>
+    <w:p>
+      <w:pPr>
+        <w:spacing w:line="360" w:lineRule="auto"/>
+        <w:ind w:firstLine="420"/>
+        <w:rPr>
+          <w:lang w:eastAsia="zh-CN"/>
+        </w:rPr>
+      </w:pPr>
+      <w:r>
+        <w:rPr>
+          <w:rFonts w:ascii="Times New Roman" w:eastAsia="Times New Roman" w:hAnsi="Times New Roman" w:cs="Times New Roman"/>
+          <w:sz w:val="24"/>
+        </w:rPr>
+        <w:t>Section 4.4 releases the pinned-cell convention in a two-dimensional slab. The same release is carried out here in three dimensions, on a 30×30×10 block (27×27×9 mm at the 0.9 mm pitch). A seven-point Laplacian with Jacobi iteration solves the solid, and each channel column is still held at a single wall temperature; what replaces the pinning is a one-dimensional coolant march along the flow path, T_out = T_in + q_abs/(ρc_pQ_share), with the flow split at every junction in proportion to the number of leaves in the downstream subtree—a leaf carries one unit and an internal node the sum of its children, normalised by the root, so the split is a leaf count and not a cell count. Two masks are compared on the equal-occupancy basis: the tree, and a straightened bank of five full columns. They occupy 150 cells each and both cover all 25 source cells, so the comparison is identical in material and in source coverage and differs only in topology. The model is named for what it solves: three-dimensional conduction coupled to a one-dimensional coolant march. No velocity field is solved, and there is no velocity profile, no entry length and no wall-to-bulk gradient inside the passage; the wall is the bulk, a lumped assumption whose error scales with the passage's own Biot number (small for a sub-millimetre channel). It must not be read as a CFD result, and it is not a substitute for one.</w:t>
+      </w:r>
+    </w:p>
+    <w:p>
+      <w:pPr>
+        <w:spacing w:line="360" w:lineRule="auto"/>
+        <w:ind w:firstLine="420"/>
+        <w:rPr>
+          <w:lang w:eastAsia="zh-CN"/>
+        </w:rPr>
+      </w:pPr>
+      <w:r>
+        <w:rPr>
+          <w:rFonts w:ascii="Times New Roman" w:eastAsia="Times New Roman" w:hAnsi="Times New Roman" w:cs="Times New Roman"/>
+          <w:sz w:val="24"/>
+        </w:rPr>
+        <w:t>The march and the solid are coupled by a damped Picard loop (initial relaxation 0.5, contracted by a factor of 0.7 whenever the outer residual oscillates, outer tolerance 10⁻⁷), which converged within 155 outer iterations on every run reported here (the worst case is the straightened mask on the 40×40 grid at Π = 38; the 30×30 main sweep peaks at 122). Three independent checks are attached to it. First, in the infinite-flow limit the coupled model reproduces the conduction-only three-dimensional solver to 5.6×10⁻⁸ and 3.9×10⁻⁷ for the tree and the straightened mask. Second, the discrete identity P_inj = P_chan + P_base + D closes to 1.6×10⁻⁵ relative over the whole sweep, where D is heat that escapes through the nominally adiabatic top skin because the skin equation weights the z = 9↔z = 8 coupling 2:1. At the reference point D is 0.7% of the injected power for the tree mask and 5.8% for the straightened mask (11.6% in the worst case over the sweep), so the two are compared at equal delivered power, with the absorbed cell distribution renormalised to P_inj, and the raw run is quoted alongside: the reference-point difference is +1.90 °C raw against +1.81 °C renormalised. Third, the marched enthalpy balances the absorbed power to 7.4×10⁻⁹ at the reference point. Because the solver is dimensionless, every difference below is converted with K = q_cell/(kh) = 75.976 K per unit; the −0.00107 units of the conduction-only check are therefore −0.081 °C.</w:t>
+      </w:r>
+    </w:p>
+    <w:p>
+      <w:pPr>
+        <w:spacing w:line="360" w:lineRule="auto"/>
+        <w:ind w:firstLine="420"/>
+        <w:rPr>
+          <w:lang w:eastAsia="zh-CN"/>
+        </w:rPr>
+      </w:pPr>
+      <w:r>
+        <w:rPr>
+          <w:rFonts w:ascii="Times New Roman" w:eastAsia="Times New Roman" w:hAnsi="Times New Roman" w:cs="Times New Roman"/>
+          <w:sz w:val="24"/>
+        </w:rPr>
+        <w:t>At the calibrated flow of 0.7282 L/min (Π = 379.9, 253 W), where Π = ρc_pQ̇/(kh) is the ratio of the coolant heat-capacity rate to the per-column solid conductance, the wall above the source peaks at 64.71 °C for the tree and 62.89 °C for the straightened bank at Bi = 1 (Bi = h_base·h/k is the Biot number of the base boundary; Bi = 0 is adiabatic), so the tree is 1.81 °C warmer. The mechanism is visible in the coolant. Because the tree's inlet sits at the source centre, its trunk carries the whole 253 W serially through the hotspot, and the coolant temperature at its hottest wall cell rises 12.06 K above the inlet; the straightened bank is fed at the middle row and splits into two half-banks that each carry half the power, so its wall temperature spans only 4.11 K (the bulk rise implied by 253 W at this flow is 5.0 K). The corresponding thermal resistances are 0.1569 and 0.1498 °C/W.</w:t>
+      </w:r>
+    </w:p>
+    <w:p>
+      <w:pPr>
+        <w:spacing w:line="360" w:lineRule="auto"/>
+        <w:ind w:firstLine="420"/>
+        <w:rPr>
+          <w:lang w:eastAsia="zh-CN"/>
+        </w:rPr>
+      </w:pPr>
+      <w:r>
+        <w:rPr>
+          <w:rFonts w:ascii="Times New Roman" w:eastAsia="Times New Roman" w:hAnsi="Times New Roman" w:cs="Times New Roman"/>
+          <w:sz w:val="24"/>
+        </w:rPr>
+        <w:t>The sign of the difference is not a property of the geometry alone. In the pinned limit the two masks are level: −0.082 °C at Bi = 0 and −0.081 °C at Bi = 1 (−0.0011 solver units, i.e. −0.081 °C). At the calibration flow the tree is +1.81 °C warmer at Bi = 1 and +1.74 °C at Bi = 0; at tenfold higher flow (7.28 L/min, Π = 3799) it is −0.066 °C, i.e. marginally cooler; at tenfold lower flow (0.0728 L/min, Π = 38) it is +18.99 °C warmer at Bi = 1 and +11.92 °C at Bi = 0. The base boundary condition is almost irrelevant at the calibration flow—Bi = 0, Bi = 1 and an isothermal base give +1.736, +1.813 and +1.818 °C—so what sets the sign is the ratio of the coolant's temperature excursion to the spreading resistance, that is Π and not Bi. Two consequences follow. The equal-pinned comparisons of Section 5 are infinite-flow statements and must not be read as finite-flow rankings; and the flow rate has to be fixed before a topology is ranked.</w:t>
+      </w:r>
+    </w:p>
+    <w:p>
+      <w:pPr>
+        <w:spacing w:line="360" w:lineRule="auto"/>
+        <w:ind w:firstLine="420"/>
+        <w:rPr>
+          <w:lang w:eastAsia="zh-CN"/>
+        </w:rPr>
+      </w:pPr>
+      <w:r>
+        <w:rPr>
+          <w:rFonts w:ascii="Times New Roman" w:eastAsia="Times New Roman" w:hAnsi="Times New Roman" w:cs="Times New Roman"/>
+          <w:sz w:val="24"/>
+        </w:rPr>
+        <w:t>Rebuilding both masks at 40×40×10 (200 = 200 cells) at the same flow preserves the sign and moves the calibration-flow difference from +1.81 to +2.84 °C at Bi = 1 (+1.74 to +2.75 °C at Bi = 0); at tenfold lower flow the same rebuild moves it from +18.99 to +30.45 °C, so the coarser grid under-predicts the penalty. Two limitations bound what this section can claim. First, the wall-to-bulk lumping removes the only length scale a real passage would add, so the absolute temperatures are not design values, and the block used here (27×27×9 mm) is not the 45×45×5 mm slab of Section 4.6, so its thermal resistance must not be compared with that calibration. Second, the exercise is a resolution check rather than a refinement study, and it covers one geometry pair at three flow rates rather than the 24 design points of Section 5; extending it to the whole front, with a solved velocity field and the packaging layer, is left to Section 7.</w:t>
+      </w:r>
+    </w:p>
+    <w:p>
+      <w:pPr>
+        <w:spacing w:before="240" w:after="120"/>
+        <w:rPr>
+          <w:lang w:eastAsia="zh-CN"/>
+        </w:rPr>
+      </w:pPr>
+      <w:r>
+        <w:rPr>
+          <w:rFonts w:ascii="Times New Roman" w:eastAsia="Times New Roman" w:hAnsi="Times New Roman" w:cs="Times New Roman"/>
+          <w:b/>
+          <w:sz w:val="21"/>
+        </w:rPr>
+        <w:t>4.6 Real-Unit Calibration</w:t>
       </w:r>
     </w:p>
     <w:p>
@@ -7546,7 +7642,7 @@
           <w:b/>
           <w:sz w:val="24"/>
         </w:rPr>
-        <w:t>First, three-dimensional conjugate modelling and packaging layers. The dimension-sensitivity check in Fig. 11 already confirms, in a three-dimensional conduction setting, that the tree and the straight channel remain tied (ΔT = −0.0011 °C, i.e. |ΔT| = 0.14% of the 0.7940 °C peak drop against the bare plate), so the 2D directional conclusion survives the added dimension. What remains for follow-up work is the full three-dimensional conjugate framework—adding the packaging layer and the convection film coefficient (Section 5.9, limitation (2))—to re-run all 24 design points and confirm that the lattice-is-not-inferior conclusion also holds under coupled flow.</w:t>
+        <w:t>First, three-dimensional conjugate modelling and packaging layers. The dimension-sensitivity check in Fig. 11 confirms, in a three-dimensional conduction setting, that the tree and the straight channel remain tied (ΔT = −0.0011 lattice units, i.e. −0.081 °C, about 0.14% of the 0.7940-unit (60.3 °C) peak drop against the bare plate). Section 4.5 now releases the pinning in the same three-dimensional block: with the coolant marched along the channels at the calibrated 0.73 L/min the tie does not survive—the tree runs 1.8 °C warmer than the equal-occupancy straightened bank at Bi = 1—and the sign of the difference depends on the flow rate. What remains for follow-up work is the full three-dimensional conjugate framework—adding the packaging layer and a solved velocity field in place of the lumped wall-to-bulk assumption (Section 5.9, limitation (2))—to re-run all 24 design points and establish whether the lattice-is-not-inferior conclusion holds under coupled flow.</w:t>
       </w:r>
     </w:p>
     <w:p>
@@ -7690,169 +7786,24 @@
           <w:rFonts w:ascii="Times New Roman" w:eastAsia="Times New Roman" w:hAnsi="Times New Roman" w:cs="Times New Roman"/>
           <w:sz w:val="24"/>
         </w:rPr>
-        <w:lastRenderedPageBreak/>
-        <w:t>All numerical results in this paper are produced by actual runs of the repository solver, and the data are archived with the text: the run report outputs/</w:t>
+        <w:t>All numerical results in this paper are produced by actual runs of the repository solver, and the data are archived with the text: the run report outputs/run_report.json, grid convergence outputs/a4_grid_convergence.json, equal-total-basis control outputs/c5_artifact.json, constraint-driven front outputs/generator_fronts.json, conjugate sweeps outputs/conjugate_single.json and outputs/conjugate_multi_real.json, three-dimensional conduction with a one-dimensional coolant march outputs/conjugate_3d_flow.json, multi-source sweep outputs/multi_source_summary.json, finite convection outputs/robin_boundary_summary.json, pitch sweeps outputs/lattice_pitch_summary.json and outputs/unequal_power_pitch_summary.json, real-unit calibration outputs/real_unit_calibration.txt, and genetic-algorithm evidence outputs/ga_evidence.json. Reproduction commands are given in the Appendix.</w:t>
       </w:r>
       <w:proofErr w:type="spellStart"/>
-      <w:r>
-        <w:rPr>
-          <w:rFonts w:ascii="Times New Roman" w:eastAsia="Times New Roman" w:hAnsi="Times New Roman" w:cs="Times New Roman"/>
-          <w:sz w:val="24"/>
-        </w:rPr>
-        <w:t>run_report.json</w:t>
-      </w:r>
       <w:proofErr w:type="spellEnd"/>
-      <w:r>
-        <w:rPr>
-          <w:rFonts w:ascii="Times New Roman" w:eastAsia="Times New Roman" w:hAnsi="Times New Roman" w:cs="Times New Roman"/>
-          <w:sz w:val="24"/>
-        </w:rPr>
-        <w:t>, grid convergence outputs/a4_grid_convergence.json, equal-total-basis control outputs/c5_artifact.json, constraint-driven front outputs/</w:t>
-      </w:r>
       <w:proofErr w:type="spellStart"/>
-      <w:r>
-        <w:rPr>
-          <w:rFonts w:ascii="Times New Roman" w:eastAsia="Times New Roman" w:hAnsi="Times New Roman" w:cs="Times New Roman"/>
-          <w:sz w:val="24"/>
-        </w:rPr>
-        <w:t>generator_fronts.json</w:t>
-      </w:r>
       <w:proofErr w:type="spellEnd"/>
-      <w:r>
-        <w:rPr>
-          <w:rFonts w:ascii="Times New Roman" w:eastAsia="Times New Roman" w:hAnsi="Times New Roman" w:cs="Times New Roman"/>
-          <w:sz w:val="24"/>
-        </w:rPr>
-        <w:t>, conjugate sweeps outputs/</w:t>
-      </w:r>
       <w:proofErr w:type="spellStart"/>
-      <w:r>
-        <w:rPr>
-          <w:rFonts w:ascii="Times New Roman" w:eastAsia="Times New Roman" w:hAnsi="Times New Roman" w:cs="Times New Roman"/>
-          <w:sz w:val="24"/>
-        </w:rPr>
-        <w:t>conjugate_single.json</w:t>
-      </w:r>
       <w:proofErr w:type="spellEnd"/>
-      <w:r>
-        <w:rPr>
-          <w:rFonts w:ascii="Times New Roman" w:eastAsia="Times New Roman" w:hAnsi="Times New Roman" w:cs="Times New Roman"/>
-          <w:sz w:val="24"/>
-        </w:rPr>
-        <w:t xml:space="preserve"> and outputs/</w:t>
-      </w:r>
       <w:proofErr w:type="spellStart"/>
-      <w:r>
-        <w:rPr>
-          <w:rFonts w:ascii="Times New Roman" w:eastAsia="Times New Roman" w:hAnsi="Times New Roman" w:cs="Times New Roman"/>
-          <w:sz w:val="24"/>
-        </w:rPr>
-        <w:t>conjugate_multi_real.json</w:t>
-      </w:r>
       <w:proofErr w:type="spellEnd"/>
-      <w:r>
-        <w:rPr>
-          <w:rFonts w:ascii="Times New Roman" w:eastAsia="Times New Roman" w:hAnsi="Times New Roman" w:cs="Times New Roman"/>
-          <w:sz w:val="24"/>
-        </w:rPr>
-        <w:t>, multi-source sweep outputs/</w:t>
-      </w:r>
       <w:proofErr w:type="spellStart"/>
-      <w:r>
-        <w:rPr>
-          <w:rFonts w:ascii="Times New Roman" w:eastAsia="Times New Roman" w:hAnsi="Times New Roman" w:cs="Times New Roman"/>
-          <w:sz w:val="24"/>
-        </w:rPr>
-        <w:t>multi_source_summary.json</w:t>
-      </w:r>
       <w:proofErr w:type="spellEnd"/>
-      <w:r>
-        <w:rPr>
-          <w:rFonts w:ascii="Times New Roman" w:eastAsia="Times New Roman" w:hAnsi="Times New Roman" w:cs="Times New Roman"/>
-          <w:sz w:val="24"/>
-        </w:rPr>
-        <w:t>, finite convection outputs/</w:t>
-      </w:r>
       <w:proofErr w:type="spellStart"/>
-      <w:r>
-        <w:rPr>
-          <w:rFonts w:ascii="Times New Roman" w:eastAsia="Times New Roman" w:hAnsi="Times New Roman" w:cs="Times New Roman"/>
-          <w:sz w:val="24"/>
-        </w:rPr>
-        <w:t>robin_boundary_summary.json</w:t>
-      </w:r>
       <w:proofErr w:type="spellEnd"/>
-      <w:r>
-        <w:rPr>
-          <w:rFonts w:ascii="Times New Roman" w:eastAsia="Times New Roman" w:hAnsi="Times New Roman" w:cs="Times New Roman"/>
-          <w:sz w:val="24"/>
-        </w:rPr>
-        <w:t>, pitch sweeps outputs/</w:t>
-      </w:r>
       <w:proofErr w:type="spellStart"/>
-      <w:r>
-        <w:rPr>
-          <w:rFonts w:ascii="Times New Roman" w:eastAsia="Times New Roman" w:hAnsi="Times New Roman" w:cs="Times New Roman"/>
-          <w:sz w:val="24"/>
-        </w:rPr>
-        <w:t>lattice_pitch_summary.json</w:t>
-      </w:r>
       <w:proofErr w:type="spellEnd"/>
-      <w:r>
-        <w:rPr>
-          <w:rFonts w:ascii="Times New Roman" w:eastAsia="Times New Roman" w:hAnsi="Times New Roman" w:cs="Times New Roman"/>
-          <w:sz w:val="24"/>
-        </w:rPr>
-        <w:t xml:space="preserve"> and outputs/</w:t>
-      </w:r>
       <w:proofErr w:type="spellStart"/>
-      <w:r>
-        <w:rPr>
-          <w:rFonts w:ascii="Times New Roman" w:eastAsia="Times New Roman" w:hAnsi="Times New Roman" w:cs="Times New Roman"/>
-          <w:sz w:val="24"/>
-        </w:rPr>
-        <w:t>unequal_power_pitch_summary.json</w:t>
-      </w:r>
       <w:proofErr w:type="spellEnd"/>
-      <w:r>
-        <w:rPr>
-          <w:rFonts w:ascii="Times New Roman" w:eastAsia="Times New Roman" w:hAnsi="Times New Roman" w:cs="Times New Roman"/>
-          <w:sz w:val="24"/>
-        </w:rPr>
-        <w:t>, real-unit calibration outputs/</w:t>
-      </w:r>
-      <w:r>
-        <w:rPr>
-          <w:rFonts w:ascii="Times New Roman" w:eastAsia="Times New Roman" w:hAnsi="Times New Roman" w:cs="Times New Roman"/>
-          <w:i/>
-          <w:sz w:val="24"/>
-        </w:rPr>
-        <w:t>real_unit_calibration.txt</w:t>
-      </w:r>
-      <w:r>
-        <w:rPr>
-          <w:rFonts w:ascii="Times New Roman" w:eastAsia="Times New Roman" w:hAnsi="Times New Roman" w:cs="Times New Roman"/>
-          <w:i w:val="0"/>
-          <w:sz w:val="24"/>
-        </w:rPr>
-        <w:t>, and genetic-algorithm evidence outputs/</w:t>
-      </w:r>
-      <w:r>
-        <w:rPr>
-          <w:rFonts w:ascii="Times New Roman" w:eastAsia="Times New Roman" w:hAnsi="Times New Roman" w:cs="Times New Roman"/>
-          <w:i/>
-          <w:sz w:val="24"/>
-        </w:rPr>
-        <w:t>ga_evidence.json</w:t>
-      </w:r>
-      <w:r>
-        <w:rPr>
-          <w:rFonts w:ascii="Times New Roman" w:eastAsia="Times New Roman" w:hAnsi="Times New Roman" w:cs="Times New Roman"/>
-          <w:i w:val="0"/>
-          <w:sz w:val="24"/>
-        </w:rPr>
-        <w:t>. Reproduction commands are given in the Appendix.</w:t>
-      </w:r>
     </w:p>
     <w:p>
       <w:pPr>
@@ -7868,7 +7819,7 @@
           <w:b/>
           <w:sz w:val="24"/>
         </w:rPr>
-        <w:t xml:space="preserve">Author Contributions </w:t>
+        <w:t>Code availability</w:t>
       </w:r>
     </w:p>
     <w:p>
@@ -7879,37 +7830,12 @@
           <w:lang w:eastAsia="zh-CN"/>
         </w:rPr>
       </w:pPr>
-      <w:proofErr w:type="spellStart"/>
-      <w:r>
-        <w:rPr>
-          <w:rFonts w:ascii="Times New Roman" w:eastAsia="Times New Roman" w:hAnsi="Times New Roman" w:cs="Times New Roman"/>
-          <w:sz w:val="24"/>
-        </w:rPr>
-        <w:t>Conceptualisation</w:t>
-      </w:r>
-      <w:proofErr w:type="spellEnd"/>
-      <w:r>
-        <w:rPr>
-          <w:rFonts w:ascii="Times New Roman" w:eastAsia="Times New Roman" w:hAnsi="Times New Roman" w:cs="Times New Roman"/>
-          <w:sz w:val="24"/>
-        </w:rPr>
-        <w:t xml:space="preserve">, methodology, software, validation, formal analysis, </w:t>
-      </w:r>
-      <w:proofErr w:type="spellStart"/>
-      <w:r>
-        <w:rPr>
-          <w:rFonts w:ascii="Times New Roman" w:eastAsia="Times New Roman" w:hAnsi="Times New Roman" w:cs="Times New Roman"/>
-          <w:sz w:val="24"/>
-        </w:rPr>
-        <w:t>visualisation</w:t>
-      </w:r>
-      <w:proofErr w:type="spellEnd"/>
-      <w:r>
-        <w:rPr>
-          <w:rFonts w:ascii="Times New Roman" w:eastAsia="Times New Roman" w:hAnsi="Times New Roman" w:cs="Times New Roman"/>
-          <w:sz w:val="24"/>
-        </w:rPr>
-        <w:t>, and original draft preparation: all authors. All authors have read and agreed to the final version of the manuscript.</w:t>
+      <w:r>
+        <w:rPr>
+          <w:rFonts w:ascii="Times New Roman" w:eastAsia="Times New Roman" w:hAnsi="Times New Roman" w:cs="Times New Roman"/>
+          <w:sz w:val="24"/>
+        </w:rPr>
+        <w:t>The complete source code and all archived run outputs that support this study are available from the corresponding author on reasonable request during review, and will be released in a public repository upon acceptance, with the SHA-256 checksum of every distributed file recorded in a MANIFEST file at the repository root so that any downloaded copy can be verified byte by byte. The code is pure Python with no compiled dependency, and the Appendix lists the command that regenerates each table and figure. This is a computational study and was not pre-registered.</w:t>
       </w:r>
     </w:p>
     <w:p>
@@ -7926,7 +7852,7 @@
           <w:b/>
           <w:sz w:val="24"/>
         </w:rPr>
-        <w:t xml:space="preserve">Conflicts of Interest </w:t>
+        <w:t xml:space="preserve">Author Contributions </w:t>
       </w:r>
     </w:p>
     <w:p>
@@ -7937,12 +7863,37 @@
           <w:lang w:eastAsia="zh-CN"/>
         </w:rPr>
       </w:pPr>
-      <w:r>
-        <w:rPr>
-          <w:rFonts w:ascii="Times New Roman" w:eastAsia="Times New Roman" w:hAnsi="Times New Roman" w:cs="Times New Roman"/>
-          <w:sz w:val="24"/>
-        </w:rPr>
-        <w:t>The authors declare no known competing financial interests or personal relationships that could have appeared to influence the work reported in this paper.</w:t>
+      <w:proofErr w:type="spellStart"/>
+      <w:r>
+        <w:rPr>
+          <w:rFonts w:ascii="Times New Roman" w:eastAsia="Times New Roman" w:hAnsi="Times New Roman" w:cs="Times New Roman"/>
+          <w:sz w:val="24"/>
+        </w:rPr>
+        <w:t>Conceptualisation</w:t>
+      </w:r>
+      <w:proofErr w:type="spellEnd"/>
+      <w:r>
+        <w:rPr>
+          <w:rFonts w:ascii="Times New Roman" w:eastAsia="Times New Roman" w:hAnsi="Times New Roman" w:cs="Times New Roman"/>
+          <w:sz w:val="24"/>
+        </w:rPr>
+        <w:t xml:space="preserve">, methodology, software, validation, formal analysis, </w:t>
+      </w:r>
+      <w:proofErr w:type="spellStart"/>
+      <w:r>
+        <w:rPr>
+          <w:rFonts w:ascii="Times New Roman" w:eastAsia="Times New Roman" w:hAnsi="Times New Roman" w:cs="Times New Roman"/>
+          <w:sz w:val="24"/>
+        </w:rPr>
+        <w:t>visualisation</w:t>
+      </w:r>
+      <w:proofErr w:type="spellEnd"/>
+      <w:r>
+        <w:rPr>
+          <w:rFonts w:ascii="Times New Roman" w:eastAsia="Times New Roman" w:hAnsi="Times New Roman" w:cs="Times New Roman"/>
+          <w:sz w:val="24"/>
+        </w:rPr>
+        <w:t>, and original draft preparation: all authors. All authors have read and agreed to the final version of the manuscript.</w:t>
       </w:r>
     </w:p>
     <w:p>
@@ -7959,7 +7910,7 @@
           <w:b/>
           <w:sz w:val="24"/>
         </w:rPr>
-        <w:t xml:space="preserve">Funding </w:t>
+        <w:t xml:space="preserve">Conflicts of Interest </w:t>
       </w:r>
     </w:p>
     <w:p>
@@ -7975,13 +7926,46 @@
           <w:rFonts w:ascii="Times New Roman" w:eastAsia="Times New Roman" w:hAnsi="Times New Roman" w:cs="Times New Roman"/>
           <w:sz w:val="24"/>
         </w:rPr>
-        <w:t>This research received no external funding.</w:t>
+        <w:t>The authors declare no known competing financial interests or personal relationships that could have appeared to influence the work reported in this paper.</w:t>
       </w:r>
     </w:p>
     <w:p>
       <w:pPr>
         <w:spacing w:before="480" w:after="240"/>
         <w:jc w:val="center"/>
+        <w:rPr>
+          <w:lang w:eastAsia="zh-CN"/>
+        </w:rPr>
+      </w:pPr>
+      <w:r>
+        <w:rPr>
+          <w:rFonts w:ascii="Times New Roman" w:eastAsia="Times New Roman" w:hAnsi="Times New Roman" w:cs="Times New Roman"/>
+          <w:b/>
+          <w:sz w:val="24"/>
+        </w:rPr>
+        <w:t xml:space="preserve">Funding </w:t>
+      </w:r>
+    </w:p>
+    <w:p>
+      <w:pPr>
+        <w:spacing w:line="360" w:lineRule="auto"/>
+        <w:ind w:firstLine="420"/>
+        <w:rPr>
+          <w:lang w:eastAsia="zh-CN"/>
+        </w:rPr>
+      </w:pPr>
+      <w:r>
+        <w:rPr>
+          <w:rFonts w:ascii="Times New Roman" w:eastAsia="Times New Roman" w:hAnsi="Times New Roman" w:cs="Times New Roman"/>
+          <w:sz w:val="24"/>
+        </w:rPr>
+        <w:t>This research received no external funding.</w:t>
+      </w:r>
+    </w:p>
+    <w:p>
+      <w:pPr>
+        <w:spacing w:before="480" w:after="240"/>
+        <w:jc w:val="center"/>
       </w:pPr>
       <w:r>
         <w:rPr>
@@ -8434,24 +8418,10 @@
           <w:rFonts w:ascii="Times New Roman" w:eastAsia="Times New Roman" w:hAnsi="Times New Roman" w:cs="Times New Roman"/>
           <w:sz w:val="20"/>
         </w:rPr>
-        <w:t xml:space="preserve">python </w:t>
+        <w:t>python calibrate.py  # real-unit calibration (Table 5, Section 4.6)</w:t>
       </w:r>
       <w:proofErr w:type="gramStart"/>
-      <w:r>
-        <w:rPr>
-          <w:rFonts w:ascii="Times New Roman" w:eastAsia="Times New Roman" w:hAnsi="Times New Roman" w:cs="Times New Roman"/>
-          <w:sz w:val="20"/>
-        </w:rPr>
-        <w:t>calibrate.py  #</w:t>
-      </w:r>
       <w:proofErr w:type="gramEnd"/>
-      <w:r>
-        <w:rPr>
-          <w:rFonts w:ascii="Times New Roman" w:eastAsia="Times New Roman" w:hAnsi="Times New Roman" w:cs="Times New Roman"/>
-          <w:sz w:val="20"/>
-        </w:rPr>
-        <w:t xml:space="preserve"> real-unit calibration (Table 5, Section 4.5)</w:t>
-      </w:r>
     </w:p>
     <w:p>
       <w:pPr>
@@ -8655,6 +8625,21 @@
         </w:rPr>
         <w:t xml:space="preserve"> multi-source real-scale conjugate (Section 4.4)</w:t>
       </w:r>
+    </w:p>
+    <w:p>
+      <w:pPr>
+        <w:spacing w:line="360" w:lineRule="auto"/>
+        <w:ind w:firstLine="420"/>
+      </w:pPr>
+      <w:r>
+        <w:rPr>
+          <w:rFonts w:ascii="Times New Roman" w:eastAsia="Times New Roman" w:hAnsi="Times New Roman" w:cs="Times New Roman"/>
+          <w:sz w:val="20"/>
+        </w:rPr>
+        <w:t>python conjugate_3d_flow.py  # three-dimensional conduction coupled to a one-dimensional coolant march (Section 4.5)</w:t>
+      </w:r>
+      <w:proofErr w:type="gramStart"/>
+      <w:proofErr w:type="gramEnd"/>
     </w:p>
     <w:p>
       <w:pPr>
@@ -9501,7 +9486,7 @@
           <w:b/>
           <w:sz w:val="21"/>
         </w:rPr>
-        <w:t>Fig. 11 Dimension sensitivity: tree and straight channel remain tied under 3D conduction (ΔT = −0.0011 °C, flat over the Bi sweep and the mesh)</w:t>
+        <w:t>Fig. 11 Dimension sensitivity: tree and straight channel remain tied under 3D conduction (ΔT = −0.0011 lattice units, i.e. −0.081 °C at 1 unit = 75.976 K, flat over the Bi sweep and the mesh)</w:t>
       </w:r>
     </w:p>
     <w:p>
